--- a/src/tex2docx/data/reference-standard.docx
+++ b/src/tex2docx/data/reference-standard.docx
@@ -566,6 +566,8 @@
     <w:qFormat/>
     <w:pPr>
       <w:spacing w:before="0" w:after="0" w:line="360" w:lineRule="auto"/>
+      <w:ind w:firstLine="709"/>
+      <w:jc w:val="both"/>
     </w:pPr>
     <w:rPr>
       <w:rFonts w:ascii="Times New Roman" w:hAnsi="Times New Roman" w:eastAsia="Times New Roman" w:cs="Times New Roman"/>
@@ -578,6 +580,8 @@
     <w:link w:val="BodyTextChar"/>
     <w:pPr>
       <w:spacing w:before="0" w:after="0" w:line="360" w:lineRule="auto"/>
+      <w:ind w:firstLine="709"/>
+      <w:jc w:val="both"/>
     </w:pPr>
     <w:qFormat/>
     <w:rPr>
@@ -592,6 +596,8 @@
     <w:qFormat/>
     <w:pPr>
       <w:spacing w:before="0" w:after="0" w:line="360" w:lineRule="auto"/>
+      <w:ind w:firstLine="709"/>
+      <w:jc w:val="both"/>
     </w:pPr>
     <w:rPr>
       <w:rFonts w:ascii="Times New Roman" w:hAnsi="Times New Roman" w:eastAsia="Times New Roman" w:cs="Times New Roman"/>
@@ -604,6 +610,8 @@
     <w:qFormat/>
     <w:pPr>
       <w:spacing w:before="0" w:after="0" w:line="360" w:lineRule="auto"/>
+      <w:ind w:firstLine="0"/>
+      <w:jc w:val="both"/>
     </w:pPr>
     <w:rPr>
       <w:rFonts w:ascii="Times New Roman" w:hAnsi="Times New Roman" w:eastAsia="Times New Roman" w:cs="Times New Roman"/>
@@ -619,10 +627,11 @@
       <w:keepNext/>
       <w:keepLines/>
       <w:spacing w:before="0" w:after="0" w:line="360" w:lineRule="auto"/>
+      <w:ind w:firstLine="0"/>
       <w:jc w:val="center"/>
     </w:pPr>
     <w:rPr>
-      <w:rFonts w:asciiTheme="majorHAnsi" w:eastAsiaTheme="majorEastAsia" w:hAnsiTheme="majorHAnsi" w:cstheme="majorBidi" w:ascii="Times New Roman" w:hAnsi="Times New Roman" w:eastAsia="Times New Roman" w:cs="Times New Roman"/>
+      <w:rFonts w:ascii="Times New Roman" w:hAnsi="Times New Roman" w:eastAsia="Times New Roman" w:cs="Times New Roman"/>
       <w:b/>
       <w:bCs/>
       <w:color w:val="000000"/>
@@ -639,6 +648,7 @@
       <w:keepNext/>
       <w:keepLines/>
       <w:spacing w:before="0" w:after="0" w:line="360" w:lineRule="auto"/>
+      <w:ind w:firstLine="0"/>
       <w:jc w:val="center"/>
     </w:pPr>
     <w:rPr>
@@ -657,6 +667,7 @@
       <w:keepNext/>
       <w:keepLines/>
       <w:spacing w:before="0" w:after="0" w:line="360" w:lineRule="auto"/>
+      <w:ind w:firstLine="0"/>
       <w:jc w:val="center"/>
     </w:pPr>
     <w:rPr>
@@ -674,6 +685,7 @@
       <w:keepNext/>
       <w:keepLines/>
       <w:spacing w:before="0" w:after="0" w:line="360" w:lineRule="auto"/>
+      <w:ind w:firstLine="0"/>
       <w:jc w:val="center"/>
     </w:pPr>
     <w:rPr>
@@ -691,16 +703,16 @@
     <w:pPr>
       <w:keepNext/>
       <w:keepLines/>
+      <w:ind w:firstLine="0"/>
       <w:jc w:val="center"/>
       <w:spacing w:before="0" w:after="0" w:line="360" w:lineRule="auto"/>
     </w:pPr>
     <w:rPr>
+      <w:color w:val="000000"/>
       <w:sz w:val="28"/>
       <w:szCs w:val="20"/>
       <w:rFonts w:ascii="Times New Roman" w:hAnsi="Times New Roman" w:eastAsia="Times New Roman" w:cs="Times New Roman"/>
       <w:b/>
-      <w:color w:val="345A8A"/>
-      &gt;
     </w:rPr>
   </w:style>
   <w:style w:type="paragraph" w:customStyle="1" w:styleId="Abstract">
@@ -726,6 +738,8 @@
     <w:qFormat/>
     <w:pPr>
       <w:spacing w:before="0" w:after="0" w:line="360" w:lineRule="auto"/>
+      <w:ind w:firstLine="0"/>
+      <w:jc w:val="both"/>
     </w:pPr>
     <w:rPr>
       <w:rFonts w:ascii="Times New Roman" w:hAnsi="Times New Roman" w:eastAsia="Times New Roman" w:cs="Times New Roman"/>
@@ -742,10 +756,12 @@
       <w:keepNext/>
       <w:keepLines/>
       <w:spacing w:before="0" w:after="0" w:line="360" w:lineRule="auto"/>
+      <w:ind w:firstLine="0"/>
+      <w:jc w:val="left"/>
       <w:outlineLvl w:val="0"/>
     </w:pPr>
     <w:rPr>
-      <w:rFonts w:asciiTheme="majorHAnsi" w:eastAsiaTheme="majorEastAsia" w:hAnsiTheme="majorHAnsi" w:cstheme="majorBidi" w:ascii="Times New Roman" w:hAnsi="Times New Roman" w:eastAsia="Times New Roman" w:cs="Times New Roman"/>
+      <w:rFonts w:ascii="Times New Roman" w:hAnsi="Times New Roman" w:eastAsia="Times New Roman" w:cs="Times New Roman"/>
       <w:b/>
       <w:bCs/>
       <w:color w:val="000000"/>
@@ -764,10 +780,12 @@
       <w:keepNext/>
       <w:keepLines/>
       <w:spacing w:before="0" w:after="0" w:line="360" w:lineRule="auto"/>
+      <w:ind w:firstLine="0"/>
+      <w:jc w:val="left"/>
       <w:outlineLvl w:val="1"/>
     </w:pPr>
     <w:rPr>
-      <w:rFonts w:asciiTheme="majorHAnsi" w:eastAsiaTheme="majorEastAsia" w:hAnsiTheme="majorHAnsi" w:cstheme="majorBidi" w:ascii="Times New Roman" w:hAnsi="Times New Roman" w:eastAsia="Times New Roman" w:cs="Times New Roman"/>
+      <w:rFonts w:ascii="Times New Roman" w:hAnsi="Times New Roman" w:eastAsia="Times New Roman" w:cs="Times New Roman"/>
       <w:b/>
       <w:bCs/>
       <w:color w:val="000000"/>
@@ -786,10 +804,12 @@
       <w:keepNext/>
       <w:keepLines/>
       <w:spacing w:before="0" w:after="0" w:line="360" w:lineRule="auto"/>
+      <w:ind w:firstLine="0"/>
+      <w:jc w:val="left"/>
       <w:outlineLvl w:val="2"/>
     </w:pPr>
     <w:rPr>
-      <w:rFonts w:asciiTheme="majorHAnsi" w:eastAsiaTheme="majorEastAsia" w:hAnsiTheme="majorHAnsi" w:cstheme="majorBidi" w:ascii="Times New Roman" w:hAnsi="Times New Roman" w:eastAsia="Times New Roman" w:cs="Times New Roman"/>
+      <w:rFonts w:ascii="Times New Roman" w:hAnsi="Times New Roman" w:eastAsia="Times New Roman" w:cs="Times New Roman"/>
       <w:b/>
       <w:bCs/>
       <w:color w:val="000000"/>
@@ -808,10 +828,12 @@
       <w:keepNext/>
       <w:keepLines/>
       <w:spacing w:before="0" w:after="0" w:line="360" w:lineRule="auto"/>
+      <w:ind w:firstLine="0"/>
+      <w:jc w:val="left"/>
       <w:outlineLvl w:val="3"/>
     </w:pPr>
     <w:rPr>
-      <w:rFonts w:asciiTheme="majorHAnsi" w:eastAsiaTheme="majorEastAsia" w:hAnsiTheme="majorHAnsi" w:cstheme="majorBidi" w:ascii="Times New Roman" w:hAnsi="Times New Roman" w:eastAsia="Times New Roman" w:cs="Times New Roman"/>
+      <w:rFonts w:ascii="Times New Roman" w:hAnsi="Times New Roman" w:eastAsia="Times New Roman" w:cs="Times New Roman"/>
       <w:i/>
       <w:b/>
       <w:bCs/>
@@ -831,10 +853,12 @@
       <w:keepNext/>
       <w:keepLines/>
       <w:spacing w:before="0" w:after="0" w:line="360" w:lineRule="auto"/>
+      <w:ind w:firstLine="0"/>
+      <w:jc w:val="left"/>
       <w:outlineLvl w:val="4"/>
     </w:pPr>
     <w:rPr>
-      <w:rFonts w:asciiTheme="majorHAnsi" w:eastAsiaTheme="majorEastAsia" w:hAnsiTheme="majorHAnsi" w:cstheme="majorBidi" w:ascii="Times New Roman" w:hAnsi="Times New Roman" w:eastAsia="Times New Roman" w:cs="Times New Roman"/>
+      <w:rFonts w:ascii="Times New Roman" w:hAnsi="Times New Roman" w:eastAsia="Times New Roman" w:cs="Times New Roman"/>
       <w:b/>
       <w:iCs/>
       <w:color w:val="000000"/>
@@ -853,10 +877,12 @@
       <w:keepNext/>
       <w:keepLines/>
       <w:spacing w:before="0" w:after="0" w:line="360" w:lineRule="auto"/>
+      <w:ind w:firstLine="0"/>
+      <w:jc w:val="left"/>
       <w:outlineLvl w:val="5"/>
     </w:pPr>
     <w:rPr>
-      <w:rFonts w:asciiTheme="majorHAnsi" w:eastAsiaTheme="majorEastAsia" w:hAnsiTheme="majorHAnsi" w:cstheme="majorBidi" w:ascii="Times New Roman" w:hAnsi="Times New Roman" w:eastAsia="Times New Roman" w:cs="Times New Roman"/>
+      <w:rFonts w:ascii="Times New Roman" w:hAnsi="Times New Roman" w:eastAsia="Times New Roman" w:cs="Times New Roman"/>
       <w:b/>
       <w:color w:val="000000"/>
       <w:sz w:val="28"/>
@@ -874,10 +900,12 @@
       <w:keepNext/>
       <w:keepLines/>
       <w:spacing w:before="0" w:after="0" w:line="360" w:lineRule="auto"/>
+      <w:ind w:firstLine="0"/>
+      <w:jc w:val="left"/>
       <w:outlineLvl w:val="6"/>
     </w:pPr>
     <w:rPr>
-      <w:rFonts w:asciiTheme="majorHAnsi" w:eastAsiaTheme="majorEastAsia" w:hAnsiTheme="majorHAnsi" w:cstheme="majorBidi" w:ascii="Times New Roman" w:hAnsi="Times New Roman" w:eastAsia="Times New Roman" w:cs="Times New Roman"/>
+      <w:rFonts w:ascii="Times New Roman" w:hAnsi="Times New Roman" w:eastAsia="Times New Roman" w:cs="Times New Roman"/>
       <w:b/>
       <w:color w:val="000000"/>
       <w:sz w:val="28"/>
@@ -895,10 +923,12 @@
       <w:keepNext/>
       <w:keepLines/>
       <w:spacing w:before="0" w:after="0" w:line="360" w:lineRule="auto"/>
+      <w:ind w:firstLine="0"/>
+      <w:jc w:val="left"/>
       <w:outlineLvl w:val="7"/>
     </w:pPr>
     <w:rPr>
-      <w:rFonts w:asciiTheme="majorHAnsi" w:eastAsiaTheme="majorEastAsia" w:hAnsiTheme="majorHAnsi" w:cstheme="majorBidi" w:ascii="Times New Roman" w:hAnsi="Times New Roman" w:eastAsia="Times New Roman" w:cs="Times New Roman"/>
+      <w:rFonts w:ascii="Times New Roman" w:hAnsi="Times New Roman" w:eastAsia="Times New Roman" w:cs="Times New Roman"/>
       <w:b/>
       <w:color w:val="000000"/>
       <w:sz w:val="28"/>
@@ -916,10 +946,12 @@
       <w:keepNext/>
       <w:keepLines/>
       <w:spacing w:before="0" w:after="0" w:line="360" w:lineRule="auto"/>
+      <w:ind w:firstLine="0"/>
+      <w:jc w:val="left"/>
       <w:outlineLvl w:val="8"/>
     </w:pPr>
     <w:rPr>
-      <w:rFonts w:asciiTheme="majorHAnsi" w:eastAsiaTheme="majorEastAsia" w:hAnsiTheme="majorHAnsi" w:cstheme="majorBidi" w:ascii="Times New Roman" w:hAnsi="Times New Roman" w:eastAsia="Times New Roman" w:cs="Times New Roman"/>
+      <w:rFonts w:ascii="Times New Roman" w:hAnsi="Times New Roman" w:eastAsia="Times New Roman" w:cs="Times New Roman"/>
       <w:b/>
       <w:color w:val="000000"/>
       <w:sz w:val="28"/>
@@ -1039,6 +1071,8 @@
     <w:pPr>
       <w:keepNext/>
       <w:spacing w:before="0" w:after="0" w:line="360" w:lineRule="auto"/>
+      <w:ind w:firstLine="0"/>
+      <w:jc w:val="center"/>
     </w:pPr>
     <w:rPr>
       <w:rFonts w:ascii="Times New Roman" w:hAnsi="Times New Roman" w:eastAsia="Times New Roman" w:cs="Times New Roman"/>
@@ -1050,6 +1084,8 @@
     <w:basedOn w:val="Caption"/>
     <w:pPr>
       <w:spacing w:before="0" w:after="0" w:line="360" w:lineRule="auto"/>
+      <w:ind w:firstLine="0"/>
+      <w:jc w:val="center"/>
     </w:pPr>
     <w:rPr>
       <w:rFonts w:ascii="Times New Roman" w:hAnsi="Times New Roman" w:eastAsia="Times New Roman" w:cs="Times New Roman"/>
@@ -1175,6 +1211,7 @@
       </w:tabs>
       <w:spacing w:before="0" w:after="0"/>
       <w:ind w:firstLine="0" w:left="0"/>
+      <w:jc w:val="left"/>
     </w:pPr>
   </w:style>
 </w:styles>

--- a/src/tex2docx/data/reference-standard.docx
+++ b/src/tex2docx/data/reference-standard.docx
@@ -1174,6 +1174,43 @@
     <w:pPr>
       <w:keepLines/>
       <w:spacing w:before="0" w:after="0"/>
+    </w:pPr>
+  </w:style>
+  <w:style w:type="paragraph" w:customStyle="1" w:styleId="Algorithm">
+    <w:name w:val="Algorithm"/>
+    <w:basedOn w:val="BodyText"/>
+    <w:pPr>
+      <w:keepNext/>
+      <w:keepLines/>
+      <w:tabs>
+        <w:tab w:pos="850" w:val="left"/>
+        <w:tab w:pos="1191" w:val="left"/>
+        <w:tab w:pos="1531" w:val="left"/>
+        <w:tab w:pos="1871" w:val="left"/>
+        <w:tab w:pos="2211" w:val="left"/>
+        <w:tab w:pos="2551" w:val="left"/>
+        <w:tab w:pos="2891" w:val="left"/>
+        <w:tab w:pos="3231" w:val="left"/>
+      </w:tabs>
+      <w:spacing w:before="0" w:after="0"/>
+      <w:ind w:firstLine="0" w:left="0"/>
+      <w:jc w:val="left"/>
+      <w:pBdr>
+        <w:top w:val="single" w:sz="6" w:space="4" w:color="000000"/>
+        <w:left w:val="single" w:sz="6" w:space="4" w:color="000000"/>
+        <w:bottom w:val="single" w:sz="6" w:space="4" w:color="000000"/>
+        <w:right w:val="single" w:sz="6" w:space="4" w:color="000000"/>
+      </w:pBdr>
+    </w:pPr>
+  </w:style>
+  <w:style w:type="paragraph" w:customStyle="1" w:styleId="AlgorithmCaption">
+    <w:name w:val="Algorithm Caption"/>
+    <w:basedOn w:val="BodyText"/>
+    <w:pPr>
+      <w:keepNext/>
+      <w:spacing w:after="0"/>
+      <w:ind w:firstLine="0"/>
+      <w:jc w:val="left"/>
     </w:pPr>
   </w:style>
   <w:style w:type="paragraph" w:customStyle="1" w:styleId="Centered">
